--- a/CÔNG TY TNHH LỢI KHÁCH/LoiKhach_ThayDoiDDPL/HoSo1_ThayDoiCSH_MauSo15_Thien_Vinh.docx
+++ b/CÔNG TY TNHH LỢI KHÁCH/LoiKhach_ThayDoiDDPL/HoSo1_ThayDoiCSH_MauSo15_Thien_Vinh.docx
@@ -64,7 +64,7 @@
                 <w:szCs w:val="26"/>
                 <w:lang w:val="vi-VN"/>
               </w:rPr>
-              <w:t>CÔNG TY TNHH TM - DV THIÊN VINH</w:t>
+              <w:t>CÔNG TY TNHH LỢI KHÁCH</w:t>
             </w:r>
           </w:p>
         </w:tc>
@@ -267,7 +267,7 @@
                 <w:sz w:val="26"/>
                 <w:szCs w:val="26"/>
               </w:rPr>
-              <w:t>Thành Phố Hồ Chí Minh, ngày 19 tháng 06 năm 2026</w:t>
+              <w:t xml:space="preserve">Thành Phố Hồ Chí Minh, ngày </w:t>
             </w:r>
             <w:r>
               <w:rPr>
@@ -275,34 +275,17 @@
                 <w:sz w:val="26"/>
                 <w:szCs w:val="26"/>
               </w:rPr>
-            </w:r>
+              <w:t>24</w:t>
+            </w:r>
+            <w:bookmarkStart w:id="0" w:name="_GoBack"/>
+            <w:bookmarkEnd w:id="0"/>
             <w:r>
               <w:rPr>
                 <w:rFonts w:eastAsia="Times New Roman"/>
                 <w:sz w:val="26"/>
                 <w:szCs w:val="26"/>
               </w:rPr>
-            </w:r>
-            <w:r>
-              <w:rPr>
-                <w:rFonts w:eastAsia="Times New Roman"/>
-                <w:sz w:val="26"/>
-                <w:szCs w:val="26"/>
-              </w:rPr>
-            </w:r>
-            <w:r>
-              <w:rPr>
-                <w:rFonts w:eastAsia="Times New Roman"/>
-                <w:sz w:val="26"/>
-                <w:szCs w:val="26"/>
-              </w:rPr>
-            </w:r>
-            <w:r>
-              <w:rPr>
-                <w:rFonts w:eastAsia="Times New Roman"/>
-                <w:sz w:val="26"/>
-                <w:szCs w:val="26"/>
-              </w:rPr>
+              <w:t xml:space="preserve"> tháng 06 năm 2026</w:t>
             </w:r>
           </w:p>
         </w:tc>
@@ -486,7 +469,7 @@
           <w:szCs w:val="26"/>
           <w:lang w:val="vi-VN"/>
         </w:rPr>
-        <w:t>CÔNG TY TNHH TM - DV THIÊN VINH</w:t>
+        <w:t>CÔNG TY TNHH LỢI KHÁCH</w:t>
       </w:r>
     </w:p>
     <w:p>
@@ -511,14 +494,11 @@
       </w:r>
       <w:r>
         <w:rPr>
-          <w:rFonts w:eastAsia="SimSun"/>
-          <w:bCs/>
-          <w:color w:val="000000" w:themeColor="text1"/>
-          <w:sz w:val="26"/>
-          <w:szCs w:val="26"/>
-          <w:lang w:val="fr-FR" w:eastAsia="zh-CN"/>
-        </w:rPr>
-        <w:t>3703127125</w:t>
+          <w:rFonts w:eastAsia="Times New Roman"/>
+          <w:sz w:val="24"/>
+          <w:szCs w:val="24"/>
+        </w:rPr>
+        <w:t>3703394561</w:t>
       </w:r>
     </w:p>
     <w:p>
@@ -852,7 +832,7 @@
           <w:szCs w:val="26"/>
           <w:lang w:val="sv-SE"/>
         </w:rPr>
-        <w:t>02/07/1990</w:t>
+        <w:t>02/05/2001</w:t>
       </w:r>
     </w:p>
     <w:p>
@@ -915,7 +895,7 @@
           <w:szCs w:val="28"/>
         </w:rPr>
       </w:pPr>
-      <w:bookmarkStart w:id="0" w:name="_Hlk185520090"/>
+      <w:bookmarkStart w:id="1" w:name="_Hlk185520090"/>
       <w:r>
         <w:rPr>
           <w:rFonts w:eastAsia="Times New Roman"/>
@@ -924,13 +904,13 @@
         </w:rPr>
         <w:t xml:space="preserve">Số định danh cá nhân: </w:t>
       </w:r>
-      <w:bookmarkEnd w:id="0"/>
-      <w:r>
-        <w:rPr>
-          <w:sz w:val="28"/>
-          <w:szCs w:val="28"/>
-        </w:rPr>
-        <w:t>075190004632</w:t>
+      <w:bookmarkEnd w:id="1"/>
+      <w:r>
+        <w:rPr>
+          <w:sz w:val="28"/>
+          <w:szCs w:val="28"/>
+        </w:rPr>
+        <w:t>040301022006</w:t>
       </w:r>
     </w:p>
     <w:p>
@@ -987,10 +967,11 @@
       </w:r>
       <w:r>
         <w:rPr>
-          <w:sz w:val="26"/>
-          <w:szCs w:val="26"/>
-        </w:rPr>
-        <w:t>Số 360p, Khu Phố Bình Nhâm</w:t>
+          <w:rFonts w:eastAsia="Times New Roman"/>
+          <w:sz w:val="24"/>
+          <w:szCs w:val="24"/>
+        </w:rPr>
+        <w:t>Hộ Phan Văn Hùng, Tổ 5, Khu Phố 4</w:t>
       </w:r>
     </w:p>
     <w:p>
@@ -1011,10 +992,11 @@
       </w:r>
       <w:r>
         <w:rPr>
-          <w:sz w:val="26"/>
-          <w:szCs w:val="26"/>
-        </w:rPr>
-        <w:t>Phường Lái Thiêu</w:t>
+          <w:rFonts w:eastAsia="Times New Roman"/>
+          <w:sz w:val="24"/>
+          <w:szCs w:val="24"/>
+        </w:rPr>
+        <w:t>Phường Tân Uyên</w:t>
       </w:r>
     </w:p>
     <w:p>
@@ -1051,8 +1033,6 @@
         </w:rPr>
         <w:t>Thành Phố Hồ Chí Minh</w:t>
       </w:r>
-      <w:bookmarkStart w:id="1" w:name="_GoBack"/>
-      <w:bookmarkEnd w:id="1"/>
     </w:p>
     <w:p>
       <w:pPr>
@@ -3664,7 +3644,7 @@
                 <w:szCs w:val="26"/>
                 <w:lang w:val="sv-SE"/>
               </w:rPr>
-              <w:t>LỘC LỤC MÚI</w:t>
+              <w:t>TRẦN THỊ THIỆN</w:t>
             </w:r>
           </w:p>
         </w:tc>
@@ -3743,7 +3723,7 @@
                 <w:sz w:val="26"/>
                 <w:szCs w:val="26"/>
               </w:rPr>
-              <w:t>TRẦN THỊ THANH THÚY</w:t>
+              <w:t>PHẠM THỊ THÚY ANH</w:t>
             </w:r>
           </w:p>
         </w:tc>
